--- a/protocolos_minutas/AMA_Protocolo_ServicoFaturasSemPapel_minuta_sem_SAFE.docx
+++ b/protocolos_minutas/AMA_Protocolo_ServicoFaturasSemPapel_minuta_sem_SAFE.docx
@@ -487,14 +487,21 @@
         </w:rPr>
         <w:t xml:space="preserve">De modo a promover a desmaterialização completa do processo de emissão de fatura eletrónica, no âmbito da medida do </w:t>
       </w:r>
-      <w:proofErr w:type="spellStart"/>
-      <w:r>
-        <w:rPr>
-          <w:rFonts w:ascii="Aptos" w:hAnsi="Aptos" w:cstheme="minorHAnsi"/>
-          <w:sz w:val="20"/>
-          <w:szCs w:val="20"/>
-        </w:rPr>
-        <w:t>progr</w:t>
+      <w:r>
+        <w:rPr>
+          <w:rFonts w:ascii="Aptos" w:hAnsi="Aptos" w:cstheme="minorHAnsi"/>
+          <w:sz w:val="20"/>
+          <w:szCs w:val="20"/>
+        </w:rPr>
+        <w:t>programas</w:t>
+      </w:r>
+      <w:r>
+        <w:rPr>
+          <w:rFonts w:ascii="Aptos" w:hAnsi="Aptos" w:cstheme="minorHAnsi"/>
+          <w:sz w:val="20"/>
+          <w:szCs w:val="20"/>
+        </w:rPr>
+        <w:t xml:space="preserve"> Simplex “Fatura sem papel”, a </w:t>
       </w:r>
       <w:r>
         <w:rPr>
@@ -504,23 +511,6 @@
         </w:rPr>
         <w:t>ARTE</w:t>
       </w:r>
-      <w:proofErr w:type="spellEnd"/>
-      <w:r>
-        <w:rPr>
-          <w:rFonts w:ascii="Aptos" w:hAnsi="Aptos" w:cstheme="minorHAnsi"/>
-          <w:sz w:val="20"/>
-          <w:szCs w:val="20"/>
-        </w:rPr>
-        <w:t xml:space="preserve"> Simplex “Fatura sem papel”, a </w:t>
-      </w:r>
-      <w:r>
-        <w:rPr>
-          <w:rFonts w:ascii="Aptos" w:hAnsi="Aptos" w:cstheme="minorHAnsi"/>
-          <w:sz w:val="20"/>
-          <w:szCs w:val="20"/>
-        </w:rPr>
-        <w:t>ARTE</w:t>
-      </w:r>
       <w:r>
         <w:rPr>
           <w:rFonts w:ascii="Aptos" w:hAnsi="Aptos" w:cstheme="minorHAnsi"/>
@@ -529,39 +519,21 @@
         </w:rPr>
         <w:t xml:space="preserve"> disponibiliza um serviço (SFSP) para enviar faturas eletrónicas, aos cidadãos e empresas por email, diretamente através dos </w:t>
       </w:r>
-      <w:proofErr w:type="spellStart"/>
-      <w:r>
-        <w:rPr>
-          <w:rFonts w:ascii="Aptos" w:hAnsi="Aptos" w:cstheme="minorHAnsi"/>
-          <w:sz w:val="20"/>
-          <w:szCs w:val="20"/>
-        </w:rPr>
-        <w:t>progr</w:t>
-      </w:r>
-      <w:r>
-        <w:rPr>
-          <w:rFonts w:ascii="Aptos" w:hAnsi="Aptos" w:cstheme="minorHAnsi"/>
-          <w:sz w:val="20"/>
-          <w:szCs w:val="20"/>
-        </w:rPr>
-        <w:t>ARTE</w:t>
-      </w:r>
-      <w:r>
-        <w:rPr>
-          <w:rFonts w:ascii="Aptos" w:hAnsi="Aptos" w:cstheme="minorHAnsi"/>
-          <w:sz w:val="20"/>
-          <w:szCs w:val="20"/>
-        </w:rPr>
-        <w:t>s</w:t>
-      </w:r>
-      <w:proofErr w:type="spellEnd"/>
-      <w:r>
-        <w:rPr>
-          <w:rFonts w:ascii="Aptos" w:hAnsi="Aptos" w:cstheme="minorHAnsi"/>
-          <w:sz w:val="20"/>
-          <w:szCs w:val="20"/>
-        </w:rPr>
-        <w:t xml:space="preserve"> de faturação, substituindo, por opção do contribuinte, a versão física da fatura;</w:t>
+      <w:r>
+        <w:rPr>
+          <w:rFonts w:ascii="Aptos" w:hAnsi="Aptos" w:cstheme="minorHAnsi"/>
+          <w:sz w:val="20"/>
+          <w:szCs w:val="20"/>
+        </w:rPr>
+        <w:t>programas</w:t>
+      </w:r>
+      <w:r>
+        <w:rPr>
+          <w:rFonts w:ascii="Aptos" w:hAnsi="Aptos" w:cstheme="minorHAnsi"/>
+          <w:sz w:val="20"/>
+          <w:szCs w:val="20"/>
+        </w:rPr>
+        <w:t>s de faturação, substituindo, por opção do contribuinte, a versão física da fatura;</w:t>
       </w:r>
     </w:p>
     <w:p>
@@ -624,39 +596,21 @@
         </w:rPr>
         <w:t xml:space="preserve"> nos </w:t>
       </w:r>
-      <w:proofErr w:type="spellStart"/>
-      <w:r>
-        <w:rPr>
-          <w:rFonts w:ascii="Aptos" w:hAnsi="Aptos" w:cstheme="minorHAnsi"/>
-          <w:sz w:val="20"/>
-          <w:szCs w:val="20"/>
-        </w:rPr>
-        <w:t>progr</w:t>
-      </w:r>
-      <w:r>
-        <w:rPr>
-          <w:rFonts w:ascii="Aptos" w:hAnsi="Aptos" w:cstheme="minorHAnsi"/>
-          <w:sz w:val="20"/>
-          <w:szCs w:val="20"/>
-        </w:rPr>
-        <w:t>ARTE</w:t>
-      </w:r>
-      <w:r>
-        <w:rPr>
-          <w:rFonts w:ascii="Aptos" w:hAnsi="Aptos" w:cstheme="minorHAnsi"/>
-          <w:sz w:val="20"/>
-          <w:szCs w:val="20"/>
-        </w:rPr>
-        <w:t>s</w:t>
-      </w:r>
-      <w:proofErr w:type="spellEnd"/>
-      <w:r>
-        <w:rPr>
-          <w:rFonts w:ascii="Aptos" w:hAnsi="Aptos" w:cstheme="minorHAnsi"/>
-          <w:sz w:val="20"/>
-          <w:szCs w:val="20"/>
-        </w:rPr>
-        <w:t xml:space="preserve"> informáticos de faturação de que é produtor de modo a permitir aos seus clientes proceder ao envio para o correio eletrónico indicado pelo contribuinte adquirente;</w:t>
+      <w:r>
+        <w:rPr>
+          <w:rFonts w:ascii="Aptos" w:hAnsi="Aptos" w:cstheme="minorHAnsi"/>
+          <w:sz w:val="20"/>
+          <w:szCs w:val="20"/>
+        </w:rPr>
+        <w:t>programas</w:t>
+      </w:r>
+      <w:r>
+        <w:rPr>
+          <w:rFonts w:ascii="Aptos" w:hAnsi="Aptos" w:cstheme="minorHAnsi"/>
+          <w:sz w:val="20"/>
+          <w:szCs w:val="20"/>
+        </w:rPr>
+        <w:t>s informáticos de faturação de que é produtor de modo a permitir aos seus clientes proceder ao envio para o correio eletrónico indicado pelo contribuinte adquirente;</w:t>
       </w:r>
     </w:p>
     <w:p>
@@ -865,39 +819,21 @@
         </w:rPr>
         <w:t xml:space="preserve">tem por objeto a definição dos termos e condições para disponibilização em </w:t>
       </w:r>
-      <w:proofErr w:type="spellStart"/>
-      <w:r>
-        <w:rPr>
-          <w:rFonts w:ascii="Aptos" w:hAnsi="Aptos" w:cstheme="minorHAnsi"/>
-          <w:sz w:val="20"/>
-          <w:szCs w:val="20"/>
-        </w:rPr>
-        <w:t>progr</w:t>
-      </w:r>
-      <w:r>
-        <w:rPr>
-          <w:rFonts w:ascii="Aptos" w:hAnsi="Aptos" w:cstheme="minorHAnsi"/>
-          <w:sz w:val="20"/>
-          <w:szCs w:val="20"/>
-        </w:rPr>
-        <w:t>ARTE</w:t>
-      </w:r>
-      <w:r>
-        <w:rPr>
-          <w:rFonts w:ascii="Aptos" w:hAnsi="Aptos" w:cstheme="minorHAnsi"/>
-          <w:sz w:val="20"/>
-          <w:szCs w:val="20"/>
-        </w:rPr>
-        <w:t>s</w:t>
-      </w:r>
-      <w:proofErr w:type="spellEnd"/>
-      <w:r>
-        <w:rPr>
-          <w:rFonts w:ascii="Aptos" w:hAnsi="Aptos" w:cstheme="minorHAnsi"/>
-          <w:sz w:val="20"/>
-          <w:szCs w:val="20"/>
-        </w:rPr>
-        <w:t xml:space="preserve"> informáticos de faturação do serviço fatura sem papel (SFSP) que visa permitir o envio </w:t>
+      <w:r>
+        <w:rPr>
+          <w:rFonts w:ascii="Aptos" w:hAnsi="Aptos" w:cstheme="minorHAnsi"/>
+          <w:sz w:val="20"/>
+          <w:szCs w:val="20"/>
+        </w:rPr>
+        <w:t>programas</w:t>
+      </w:r>
+      <w:r>
+        <w:rPr>
+          <w:rFonts w:ascii="Aptos" w:hAnsi="Aptos" w:cstheme="minorHAnsi"/>
+          <w:sz w:val="20"/>
+          <w:szCs w:val="20"/>
+        </w:rPr>
+        <w:t xml:space="preserve">s informáticos de faturação do serviço fatura sem papel (SFSP) que visa permitir o envio </w:t>
       </w:r>
       <w:r>
         <w:rPr>
@@ -1069,7 +1005,6 @@
         </w:rPr>
         <w:t xml:space="preserve">Garantir a administração, operação, </w:t>
       </w:r>
-      <w:proofErr w:type="spellStart"/>
       <w:r>
         <w:rPr>
           <w:rFonts w:ascii="Aptos" w:hAnsi="Aptos" w:cstheme="minorHAnsi"/>
@@ -1080,7 +1015,6 @@
         </w:rPr>
         <w:t>help-desk</w:t>
       </w:r>
-      <w:proofErr w:type="spellEnd"/>
       <w:r>
         <w:rPr>
           <w:rFonts w:ascii="Aptos" w:hAnsi="Aptos" w:cstheme="minorHAnsi"/>
@@ -1584,7 +1518,6 @@
         </w:rPr>
         <w:t xml:space="preserve">Cumprir as </w:t>
       </w:r>
-      <w:proofErr w:type="spellStart"/>
       <w:r>
         <w:rPr>
           <w:rFonts w:ascii="Aptos" w:hAnsi="Aptos" w:cstheme="minorHAnsi"/>
@@ -1594,7 +1527,6 @@
         </w:rPr>
         <w:t>guidelines</w:t>
       </w:r>
-      <w:proofErr w:type="spellEnd"/>
       <w:r>
         <w:rPr>
           <w:rFonts w:ascii="Aptos" w:hAnsi="Aptos" w:cstheme="minorHAnsi"/>
@@ -1660,7 +1592,6 @@
         </w:rPr>
         <w:t xml:space="preserve"> documento que demonstre, para cada uma das </w:t>
       </w:r>
-      <w:proofErr w:type="spellStart"/>
       <w:r>
         <w:rPr>
           <w:rFonts w:ascii="Aptos" w:hAnsi="Aptos" w:cstheme="minorHAnsi"/>
@@ -1668,17 +1599,7 @@
           <w:sz w:val="20"/>
           <w:szCs w:val="20"/>
         </w:rPr>
-        <w:t>guidelines</w:t>
-      </w:r>
-      <w:proofErr w:type="spellEnd"/>
-      <w:r>
-        <w:rPr>
-          <w:rFonts w:ascii="Aptos" w:hAnsi="Aptos" w:cstheme="minorHAnsi"/>
-          <w:i/>
-          <w:sz w:val="20"/>
-          <w:szCs w:val="20"/>
-        </w:rPr>
-        <w:t xml:space="preserve"> </w:t>
+        <w:t xml:space="preserve">guidelines </w:t>
       </w:r>
       <w:r>
         <w:rPr>
@@ -2049,25 +1970,7 @@
           <w:sz w:val="20"/>
           <w:szCs w:val="20"/>
         </w:rPr>
-        <w:t xml:space="preserve">Funcionalidade implementada no âmbito do SFSP (executável, se autónoma, e código fonte na componente de integração com as </w:t>
-      </w:r>
-      <w:proofErr w:type="spellStart"/>
-      <w:r>
-        <w:rPr>
-          <w:rFonts w:ascii="Aptos" w:hAnsi="Aptos" w:cs="Times New Roman"/>
-          <w:sz w:val="20"/>
-          <w:szCs w:val="20"/>
-        </w:rPr>
-        <w:t>APIs</w:t>
-      </w:r>
-      <w:proofErr w:type="spellEnd"/>
-      <w:r>
-        <w:rPr>
-          <w:rFonts w:ascii="Aptos" w:hAnsi="Aptos" w:cs="Times New Roman"/>
-          <w:sz w:val="20"/>
-          <w:szCs w:val="20"/>
-        </w:rPr>
-        <w:t xml:space="preserve"> da </w:t>
+        <w:t xml:space="preserve">Funcionalidade implementada no âmbito do SFSP (executável, se autónoma, e código fonte na componente de integração com as APIs da </w:t>
       </w:r>
       <w:r>
         <w:rPr>
@@ -2170,7 +2073,6 @@
         </w:rPr>
         <w:t xml:space="preserve"> de faturação das </w:t>
       </w:r>
-      <w:proofErr w:type="spellStart"/>
       <w:r>
         <w:rPr>
           <w:rFonts w:ascii="Aptos" w:hAnsi="Aptos" w:cstheme="minorHAnsi"/>
@@ -2181,7 +2083,6 @@
         </w:rPr>
         <w:t>guidelines</w:t>
       </w:r>
-      <w:proofErr w:type="spellEnd"/>
       <w:r>
         <w:rPr>
           <w:rFonts w:ascii="Aptos" w:hAnsi="Aptos" w:cstheme="minorHAnsi"/>
@@ -2597,25 +2498,7 @@
           <w:sz w:val="20"/>
           <w:szCs w:val="20"/>
         </w:rPr>
-        <w:t xml:space="preserve">Equipa de </w:t>
-      </w:r>
-      <w:proofErr w:type="spellStart"/>
-      <w:r>
-        <w:rPr>
-          <w:rFonts w:ascii="Aptos" w:hAnsi="Aptos" w:cs="Calibri"/>
-          <w:sz w:val="20"/>
-          <w:szCs w:val="20"/>
-        </w:rPr>
-        <w:t>Eid</w:t>
-      </w:r>
-      <w:proofErr w:type="spellEnd"/>
-      <w:r>
-        <w:rPr>
-          <w:rFonts w:ascii="Aptos" w:hAnsi="Aptos" w:cs="Calibri"/>
-          <w:sz w:val="20"/>
-          <w:szCs w:val="20"/>
-        </w:rPr>
-        <w:t xml:space="preserve"> - </w:t>
+        <w:t xml:space="preserve">Equipa de Eid - </w:t>
       </w:r>
       <w:hyperlink r:id="rId12" w:history="1">
         <w:r>
@@ -4775,27 +4658,7 @@
                 <w:szCs w:val="20"/>
                 <w:lang w:bidi="pt-PT"/>
               </w:rPr>
-              <w:t>(</w:t>
-            </w:r>
-            <w:proofErr w:type="spellStart"/>
-            <w:r>
-              <w:rPr>
-                <w:rFonts w:ascii="Aptos" w:hAnsi="Aptos" w:cstheme="minorHAnsi"/>
-                <w:sz w:val="20"/>
-                <w:szCs w:val="20"/>
-                <w:lang w:bidi="pt-PT"/>
-              </w:rPr>
-              <w:t>sms</w:t>
-            </w:r>
-            <w:proofErr w:type="spellEnd"/>
-            <w:r>
-              <w:rPr>
-                <w:rFonts w:ascii="Aptos" w:hAnsi="Aptos" w:cstheme="minorHAnsi"/>
-                <w:sz w:val="20"/>
-                <w:szCs w:val="20"/>
-                <w:lang w:bidi="pt-PT"/>
-              </w:rPr>
-              <w:t xml:space="preserve"> ou e-mail)</w:t>
+              <w:t>(sms ou e-mail)</w:t>
             </w:r>
             <w:r>
               <w:rPr>
@@ -5414,27 +5277,7 @@
                 <w:szCs w:val="20"/>
                 <w:lang w:bidi="pt-PT"/>
               </w:rPr>
-              <w:t>Referência nos meios de contacto junto do cidadão (</w:t>
-            </w:r>
-            <w:proofErr w:type="spellStart"/>
-            <w:r>
-              <w:rPr>
-                <w:rFonts w:ascii="Aptos" w:hAnsi="Aptos" w:cstheme="minorHAnsi"/>
-                <w:sz w:val="20"/>
-                <w:szCs w:val="20"/>
-                <w:lang w:bidi="pt-PT"/>
-              </w:rPr>
-              <w:t>sms</w:t>
-            </w:r>
-            <w:proofErr w:type="spellEnd"/>
-            <w:r>
-              <w:rPr>
-                <w:rFonts w:ascii="Aptos" w:hAnsi="Aptos" w:cstheme="minorHAnsi"/>
-                <w:sz w:val="20"/>
-                <w:szCs w:val="20"/>
-                <w:lang w:bidi="pt-PT"/>
-              </w:rPr>
-              <w:t xml:space="preserve"> ou e-mail).</w:t>
+              <w:t>Referência nos meios de contacto junto do cidadão (sms ou e-mail).</w:t>
             </w:r>
           </w:p>
           <w:p>
@@ -5699,14 +5542,13 @@
               </w:rPr>
               <w:t xml:space="preserve">isponibilização em </w:t>
             </w:r>
-            <w:proofErr w:type="spellStart"/>
             <w:r>
               <w:rPr>
                 <w:rFonts w:ascii="Aptos" w:hAnsi="Aptos" w:cstheme="minorHAnsi"/>
                 <w:sz w:val="20"/>
                 <w:szCs w:val="20"/>
               </w:rPr>
-              <w:t>progr</w:t>
+              <w:t>programas</w:t>
             </w:r>
             <w:r>
               <w:rPr>
@@ -5714,24 +5556,7 @@
                 <w:sz w:val="20"/>
                 <w:szCs w:val="20"/>
               </w:rPr>
-              <w:t>ARTE</w:t>
-            </w:r>
-            <w:r>
-              <w:rPr>
-                <w:rFonts w:ascii="Aptos" w:hAnsi="Aptos" w:cstheme="minorHAnsi"/>
-                <w:sz w:val="20"/>
-                <w:szCs w:val="20"/>
-              </w:rPr>
-              <w:t>s</w:t>
-            </w:r>
-            <w:proofErr w:type="spellEnd"/>
-            <w:r>
-              <w:rPr>
-                <w:rFonts w:ascii="Aptos" w:hAnsi="Aptos" w:cstheme="minorHAnsi"/>
-                <w:sz w:val="20"/>
-                <w:szCs w:val="20"/>
-              </w:rPr>
-              <w:t xml:space="preserve"> informáticos do serviço fatura sem papel (SFSP)</w:t>
+              <w:t>s informáticos do serviço fatura sem papel (SFSP)</w:t>
             </w:r>
             <w:r>
               <w:rPr>
@@ -7012,31 +6837,18 @@
         </w:rPr>
         <w:t xml:space="preserve"> Identificar quais as medidas de segurança que deverão ser aplicadas aos dados conforme formulário disponibilizado pela CNPD em </w:t>
       </w:r>
-      <w:r>
-        <w:fldChar w:fldCharType="begin"/>
-      </w:r>
-      <w:r>
-        <w:rPr>
-          <w:lang w:val="pt-PT"/>
-        </w:rPr>
-        <w:instrText>HYPERLINK "https://www.cnpd.pt/media/cltpq4bn/templatedocrgpd_sub_v1.xlsx"</w:instrText>
-      </w:r>
-      <w:r>
-        <w:fldChar w:fldCharType="separate"/>
-      </w:r>
-      <w:r>
-        <w:rPr>
-          <w:rStyle w:val="Hyperlink"/>
-          <w:rFonts w:ascii="Aptos" w:hAnsi="Aptos" w:cstheme="minorHAnsi"/>
-          <w:sz w:val="16"/>
-          <w:szCs w:val="16"/>
-          <w:lang w:val="pt-PT"/>
-        </w:rPr>
-        <w:t>https://www.cnpd.pt/media/cltpq4bn/templatedocrgpd_sub_v1.xlsx</w:t>
-      </w:r>
-      <w:r>
-        <w:fldChar w:fldCharType="end"/>
-      </w:r>
+      <w:hyperlink r:id="rId2" w:history="1">
+        <w:r>
+          <w:rPr>
+            <w:rStyle w:val="Hyperlink"/>
+            <w:rFonts w:ascii="Aptos" w:hAnsi="Aptos" w:cstheme="minorHAnsi"/>
+            <w:sz w:val="16"/>
+            <w:szCs w:val="16"/>
+            <w:lang w:val="pt-PT"/>
+          </w:rPr>
+          <w:t>https://www.cnpd.pt/media/cltpq4bn/templatedocrgpd_sub_v1.xlsx</w:t>
+        </w:r>
+      </w:hyperlink>
       <w:r>
         <w:rPr>
           <w:rFonts w:ascii="Aptos" w:hAnsi="Aptos" w:cs="Calibri"/>
@@ -7075,31 +6887,18 @@
         </w:rPr>
         <w:t xml:space="preserve"> Se aplicável, conforme formulário disponibilizado pela CNPD em </w:t>
       </w:r>
-      <w:r>
-        <w:fldChar w:fldCharType="begin"/>
-      </w:r>
-      <w:r>
-        <w:rPr>
-          <w:lang w:val="pt-PT"/>
-        </w:rPr>
-        <w:instrText>HYPERLINK "https://www.cnpd.pt/media/cltpq4bn/templatedocrgpd_sub_v1.xlsx"</w:instrText>
-      </w:r>
-      <w:r>
-        <w:fldChar w:fldCharType="separate"/>
-      </w:r>
-      <w:r>
-        <w:rPr>
-          <w:rStyle w:val="Hyperlink"/>
-          <w:rFonts w:ascii="Aptos" w:hAnsi="Aptos" w:cstheme="minorHAnsi"/>
-          <w:sz w:val="16"/>
-          <w:szCs w:val="16"/>
-          <w:lang w:val="pt-PT"/>
-        </w:rPr>
-        <w:t>https://www.cnpd.pt/media/cltpq4bn/templatedocrgpd_sub_v1.xlsx</w:t>
-      </w:r>
-      <w:r>
-        <w:fldChar w:fldCharType="end"/>
-      </w:r>
+      <w:hyperlink r:id="rId3" w:history="1">
+        <w:r>
+          <w:rPr>
+            <w:rStyle w:val="Hyperlink"/>
+            <w:rFonts w:ascii="Aptos" w:hAnsi="Aptos" w:cstheme="minorHAnsi"/>
+            <w:sz w:val="16"/>
+            <w:szCs w:val="16"/>
+            <w:lang w:val="pt-PT"/>
+          </w:rPr>
+          <w:t>https://www.cnpd.pt/media/cltpq4bn/templatedocrgpd_sub_v1.xlsx</w:t>
+        </w:r>
+      </w:hyperlink>
     </w:p>
   </w:footnote>
 </w:footnotes>

--- a/protocolos_minutas/AMA_Protocolo_ServicoFaturasSemPapel_minuta_sem_SAFE.docx
+++ b/protocolos_minutas/AMA_Protocolo_ServicoFaturasSemPapel_minuta_sem_SAFE.docx
@@ -112,7 +112,7 @@
           <w:sz w:val="20"/>
           <w:szCs w:val="20"/>
         </w:rPr>
-        <w:t>Manuel Dias</w:t>
+        <w:t>Manuel Inácio Veladas Dias</w:t>
       </w:r>
       <w:r>
         <w:rPr>
@@ -120,7 +120,23 @@
           <w:sz w:val="20"/>
           <w:szCs w:val="20"/>
         </w:rPr>
-        <w:t xml:space="preserve"> na qualidade de Presidente do Conselho Diretivo, com poderes para o ato.</w:t>
+        <w:t>,</w:t>
+      </w:r>
+      <w:r>
+        <w:rPr>
+          <w:rFonts w:ascii="Aptos" w:eastAsia="Calibri" w:hAnsi="Aptos" w:cstheme="minorHAnsi"/>
+          <w:sz w:val="20"/>
+          <w:szCs w:val="20"/>
+        </w:rPr>
+        <w:t xml:space="preserve"> </w:t>
+      </w:r>
+      <w:r>
+        <w:rPr>
+          <w:rFonts w:ascii="Aptos" w:eastAsia="Calibri" w:hAnsi="Aptos" w:cstheme="minorHAnsi"/>
+          <w:sz w:val="20"/>
+          <w:szCs w:val="20"/>
+        </w:rPr>
+        <w:t>na qualidade de Presidente do Conselho Diretivo, com poderes para o ato.</w:t>
       </w:r>
     </w:p>
     <w:p>
